--- a/frontend/public/docx/courses/generative-ai/Multi-modal-rag/Pretraining Signals in Multimodal AI.docx
+++ b/frontend/public/docx/courses/generative-ai/Multi-modal-rag/Pretraining Signals in Multimodal AI.docx
@@ -124,12 +124,12 @@
           <wp:inline distB="114300" distT="114300" distL="114300" distR="114300">
             <wp:extent cx="5943600" cy="2984500"/>
             <wp:effectExtent b="0" l="0" r="0" t="0"/>
-            <wp:docPr id="10" name="image4.png"/>
+            <wp:docPr id="10" name="image3.png"/>
             <a:graphic>
               <a:graphicData uri="http://schemas.openxmlformats.org/drawingml/2006/picture">
                 <pic:pic>
                   <pic:nvPicPr>
-                    <pic:cNvPr id="0" name="image4.png"/>
+                    <pic:cNvPr id="0" name="image3.png"/>
                     <pic:cNvPicPr preferRelativeResize="0"/>
                   </pic:nvPicPr>
                   <pic:blipFill>
@@ -226,7 +226,7 @@
           <wp:inline distB="114300" distT="114300" distL="114300" distR="114300">
             <wp:extent cx="5943600" cy="850900"/>
             <wp:effectExtent b="0" l="0" r="0" t="0"/>
-            <wp:docPr id="16" name="image5.png"/>
+            <wp:docPr id="15" name="image5.png"/>
             <a:graphic>
               <a:graphicData uri="http://schemas.openxmlformats.org/drawingml/2006/picture">
                 <pic:pic>
@@ -271,12 +271,12 @@
           <wp:inline distB="114300" distT="114300" distL="114300" distR="114300">
             <wp:extent cx="5731200" cy="3784600"/>
             <wp:effectExtent b="0" l="0" r="0" t="0"/>
-            <wp:docPr id="9" name="image7.png"/>
+            <wp:docPr id="9" name="image1.png"/>
             <a:graphic>
               <a:graphicData uri="http://schemas.openxmlformats.org/drawingml/2006/picture">
                 <pic:pic>
                   <pic:nvPicPr>
-                    <pic:cNvPr id="0" name="image7.png"/>
+                    <pic:cNvPr id="0" name="image1.png"/>
                     <pic:cNvPicPr preferRelativeResize="0"/>
                   </pic:nvPicPr>
                   <pic:blipFill>
@@ -326,12 +326,12 @@
           <wp:inline distB="114300" distT="114300" distL="114300" distR="114300">
             <wp:extent cx="5731200" cy="4470400"/>
             <wp:effectExtent b="0" l="0" r="0" t="0"/>
-            <wp:docPr id="12" name="image1.png"/>
+            <wp:docPr id="12" name="image6.png"/>
             <a:graphic>
               <a:graphicData uri="http://schemas.openxmlformats.org/drawingml/2006/picture">
                 <pic:pic>
                   <pic:nvPicPr>
-                    <pic:cNvPr id="0" name="image1.png"/>
+                    <pic:cNvPr id="0" name="image6.png"/>
                     <pic:cNvPicPr preferRelativeResize="0"/>
                   </pic:nvPicPr>
                   <pic:blipFill>
@@ -492,7 +492,7 @@
       </w:pPr>
       <w:sdt>
         <w:sdtPr>
-          <w:id w:val="-1936790321"/>
+          <w:id w:val="-1900012114"/>
           <w:tag w:val="goog_rdk_0"/>
         </w:sdtPr>
         <w:sdtContent>
@@ -532,7 +532,7 @@
       </w:pPr>
       <w:sdt>
         <w:sdtPr>
-          <w:id w:val="1918247474"/>
+          <w:id w:val="-2090450144"/>
           <w:tag w:val="goog_rdk_1"/>
         </w:sdtPr>
         <w:sdtContent>
@@ -577,7 +577,7 @@
         <w:rPr>
           <w:rtl w:val="0"/>
         </w:rPr>
-        <w:t xml:space="preserve">These are the two "towers" of CLIP — completely separate neural networks at first:</w:t>
+        <w:t xml:space="preserve">These are the two "towers" of CLIP, completely separate neural networks at first:</w:t>
       </w:r>
     </w:p>
     <w:p>
@@ -868,7 +868,7 @@
       </w:pPr>
       <w:sdt>
         <w:sdtPr>
-          <w:id w:val="908600901"/>
+          <w:id w:val="1457066758"/>
           <w:tag w:val="goog_rdk_2"/>
         </w:sdtPr>
         <w:sdtContent>
@@ -983,7 +983,7 @@
         <w:rPr>
           <w:rtl w:val="0"/>
         </w:rPr>
-        <w:t xml:space="preserve"> — the real matches from the dataset.</w:t>
+        <w:t xml:space="preserve">, the real matches from the dataset.</w:t>
       </w:r>
     </w:p>
     <w:p>
@@ -1014,7 +1014,7 @@
         <w:rPr>
           <w:rtl w:val="0"/>
         </w:rPr>
-        <w:t xml:space="preserve"> — wrong combinations the model should learn to dislike.</w:t>
+        <w:t xml:space="preserve">, wrong combinations the model should learn to dislike.</w:t>
       </w:r>
     </w:p>
     <w:p>
@@ -1159,7 +1159,7 @@
         <w:rPr>
           <w:rtl w:val="0"/>
         </w:rPr>
-        <w:t xml:space="preserve">The diagram repeats the same flow to show it's not a one-off — this happens for every image-caption pair in the batch simultaneously.</w:t>
+        <w:t xml:space="preserve">The diagram repeats the same flow to show it's not a one-off, this happens for every image-caption pair in the batch simultaneously.</w:t>
       </w:r>
     </w:p>
     <w:p>
@@ -1218,7 +1218,7 @@
         <w:rPr>
           <w:rtl w:val="0"/>
         </w:rPr>
-        <w:t xml:space="preserve"> Learning by comparison: strengthen positives, weaken negatives. No need for pixel-level labels or perfect captions — just "this goes with that, the rest don't."</w:t>
+        <w:t xml:space="preserve"> Learning by comparison: strengthen positives, weaken negatives. No need for pixel-level labels or perfect captions, just "this goes with that, the rest don't."</w:t>
       </w:r>
     </w:p>
     <w:p>
@@ -1258,7 +1258,7 @@
         <w:rPr>
           <w:rtl w:val="0"/>
         </w:rPr>
-        <w:t xml:space="preserve"> Bigger batch = more negatives = stronger learning signal. CLIP famously used batches of 32,768 — that's why it needed huge compute.</w:t>
+        <w:t xml:space="preserve"> Bigger batch = more negatives = stronger learning signal. CLIP famously used batches of 32,768, that's why it needed huge compute.</w:t>
       </w:r>
     </w:p>
     <w:p>
@@ -1298,7 +1298,7 @@
       </w:pPr>
       <w:sdt>
         <w:sdtPr>
-          <w:id w:val="764850051"/>
+          <w:id w:val="2052738083"/>
           <w:tag w:val="goog_rdk_3"/>
         </w:sdtPr>
         <w:sdtContent>
@@ -1337,7 +1337,7 @@
       </w:r>
       <w:sdt>
         <w:sdtPr>
-          <w:id w:val="-859856876"/>
+          <w:id w:val="-216781853"/>
           <w:tag w:val="goog_rdk_4"/>
         </w:sdtPr>
         <w:sdtContent>
@@ -1448,326 +1448,389 @@
     </w:p>
     <w:p>
       <w:pPr>
-        <w:spacing w:after="240" w:before="240" w:lineRule="auto"/>
-        <w:rPr/>
-      </w:pPr>
-      <w:r>
-        <w:rPr>
-          <w:rtl w:val="0"/>
-        </w:rPr>
-        <w:t xml:space="preserve">import torch</w:t>
-      </w:r>
-    </w:p>
-    <w:p>
-      <w:pPr>
-        <w:spacing w:after="240" w:before="240" w:lineRule="auto"/>
-        <w:rPr/>
-      </w:pPr>
-      <w:r>
-        <w:rPr>
-          <w:rtl w:val="0"/>
-        </w:rPr>
-        <w:t xml:space="preserve">import torch.nn.functional as F</w:t>
-      </w:r>
-    </w:p>
-    <w:p>
-      <w:pPr>
-        <w:spacing w:after="240" w:before="240" w:lineRule="auto"/>
-        <w:rPr/>
-      </w:pPr>
-      <w:r>
-        <w:rPr>
-          <w:rtl w:val="0"/>
-        </w:rPr>
-      </w:r>
-    </w:p>
-    <w:p>
-      <w:pPr>
-        <w:spacing w:after="240" w:before="240" w:lineRule="auto"/>
-        <w:rPr/>
-      </w:pPr>
-      <w:r>
-        <w:rPr>
-          <w:rtl w:val="0"/>
-        </w:rPr>
-        <w:t xml:space="preserve">def info_nce_loss(features, temperature=0.07):</w:t>
-      </w:r>
-    </w:p>
-    <w:p>
-      <w:pPr>
-        <w:spacing w:after="240" w:before="240" w:lineRule="auto"/>
-        <w:rPr/>
-      </w:pPr>
-      <w:r>
-        <w:rPr>
-          <w:rtl w:val="0"/>
-        </w:rPr>
-        <w:t xml:space="preserve">    # Assume features is [2*batch_size, embed_dim] where first half are anchors, second are positives</w:t>
-      </w:r>
-    </w:p>
-    <w:p>
-      <w:pPr>
-        <w:spacing w:after="240" w:before="240" w:lineRule="auto"/>
-        <w:rPr/>
-      </w:pPr>
-      <w:r>
-        <w:rPr>
-          <w:rtl w:val="0"/>
-        </w:rPr>
-        <w:t xml:space="preserve">    batch_size = features.shape[0] // 2</w:t>
-      </w:r>
-    </w:p>
-    <w:p>
-      <w:pPr>
-        <w:spacing w:after="240" w:before="240" w:lineRule="auto"/>
-        <w:rPr/>
-      </w:pPr>
-      <w:r>
-        <w:rPr>
-          <w:rtl w:val="0"/>
-        </w:rPr>
-        <w:t xml:space="preserve">    anchors = features[:batch_size]</w:t>
-      </w:r>
-    </w:p>
-    <w:p>
-      <w:pPr>
-        <w:spacing w:after="240" w:before="240" w:lineRule="auto"/>
-        <w:rPr/>
-      </w:pPr>
-      <w:r>
-        <w:rPr>
-          <w:rtl w:val="0"/>
-        </w:rPr>
-        <w:t xml:space="preserve">    positives = features[batch_size:]</w:t>
-      </w:r>
-    </w:p>
-    <w:p>
-      <w:pPr>
-        <w:spacing w:after="240" w:before="240" w:lineRule="auto"/>
-        <w:rPr/>
-      </w:pPr>
-      <w:r>
-        <w:rPr>
-          <w:rtl w:val="0"/>
-        </w:rPr>
-        <w:t xml:space="preserve">    </w:t>
-      </w:r>
-    </w:p>
-    <w:p>
-      <w:pPr>
-        <w:spacing w:after="240" w:before="240" w:lineRule="auto"/>
-        <w:rPr/>
-      </w:pPr>
-      <w:r>
-        <w:rPr>
-          <w:rtl w:val="0"/>
-        </w:rPr>
-        <w:t xml:space="preserve">    # Normalize</w:t>
-      </w:r>
-    </w:p>
-    <w:p>
-      <w:pPr>
-        <w:spacing w:after="240" w:before="240" w:lineRule="auto"/>
-        <w:rPr/>
-      </w:pPr>
-      <w:r>
-        <w:rPr>
-          <w:rtl w:val="0"/>
-        </w:rPr>
-        <w:t xml:space="preserve">    anchors = F.normalize(anchors, dim=1)</w:t>
-      </w:r>
-    </w:p>
-    <w:p>
-      <w:pPr>
-        <w:spacing w:after="240" w:before="240" w:lineRule="auto"/>
-        <w:rPr/>
-      </w:pPr>
-      <w:r>
-        <w:rPr>
-          <w:rtl w:val="0"/>
-        </w:rPr>
-        <w:t xml:space="preserve">    positives = F.normalize(positives, dim=1)</w:t>
-      </w:r>
-    </w:p>
-    <w:p>
-      <w:pPr>
-        <w:spacing w:after="240" w:before="240" w:lineRule="auto"/>
-        <w:rPr/>
-      </w:pPr>
-      <w:r>
-        <w:rPr>
-          <w:rtl w:val="0"/>
-        </w:rPr>
-        <w:t xml:space="preserve">    </w:t>
-      </w:r>
-    </w:p>
-    <w:p>
-      <w:pPr>
-        <w:spacing w:after="240" w:before="240" w:lineRule="auto"/>
-        <w:rPr/>
-      </w:pPr>
-      <w:r>
-        <w:rPr>
-          <w:rtl w:val="0"/>
-        </w:rPr>
-        <w:t xml:space="preserve">    # Similarity matrix (batch x batch)</w:t>
-      </w:r>
-    </w:p>
-    <w:p>
-      <w:pPr>
-        <w:spacing w:after="240" w:before="240" w:lineRule="auto"/>
-        <w:rPr/>
-      </w:pPr>
-      <w:r>
-        <w:rPr>
-          <w:rtl w:val="0"/>
-        </w:rPr>
-        <w:t xml:space="preserve">    logits = torch.matmul(anchors, positives.T) / temperature</w:t>
-      </w:r>
-    </w:p>
-    <w:p>
-      <w:pPr>
-        <w:spacing w:after="240" w:before="240" w:lineRule="auto"/>
-        <w:rPr/>
-      </w:pPr>
-      <w:r>
-        <w:rPr>
-          <w:rtl w:val="0"/>
-        </w:rPr>
-        <w:t xml:space="preserve">    </w:t>
-      </w:r>
-    </w:p>
-    <w:p>
-      <w:pPr>
-        <w:spacing w:after="240" w:before="240" w:lineRule="auto"/>
-        <w:rPr/>
-      </w:pPr>
-      <w:r>
-        <w:rPr>
-          <w:rtl w:val="0"/>
-        </w:rPr>
-        <w:t xml:space="preserve">    # Labels are diagonal (positive pairs)</w:t>
-      </w:r>
-    </w:p>
-    <w:p>
-      <w:pPr>
-        <w:spacing w:after="240" w:before="240" w:lineRule="auto"/>
-        <w:rPr/>
-      </w:pPr>
-      <w:r>
-        <w:rPr>
-          <w:rtl w:val="0"/>
-        </w:rPr>
-        <w:t xml:space="preserve">    labels = torch.arange(batch_size).to(logits.device)</w:t>
-      </w:r>
-    </w:p>
-    <w:p>
-      <w:pPr>
-        <w:spacing w:after="240" w:before="240" w:lineRule="auto"/>
-        <w:rPr/>
-      </w:pPr>
-      <w:r>
-        <w:rPr>
-          <w:rtl w:val="0"/>
-        </w:rPr>
-        <w:t xml:space="preserve">    </w:t>
-      </w:r>
-    </w:p>
-    <w:p>
-      <w:pPr>
-        <w:spacing w:after="240" w:before="240" w:lineRule="auto"/>
-        <w:rPr/>
-      </w:pPr>
-      <w:r>
-        <w:rPr>
-          <w:rtl w:val="0"/>
-        </w:rPr>
-        <w:t xml:space="preserve">    # Symmetric loss</w:t>
-      </w:r>
-    </w:p>
-    <w:p>
-      <w:pPr>
-        <w:spacing w:after="240" w:before="240" w:lineRule="auto"/>
-        <w:rPr/>
-      </w:pPr>
-      <w:r>
-        <w:rPr>
-          <w:rtl w:val="0"/>
-        </w:rPr>
-        <w:t xml:space="preserve">    loss = (F.cross_entropy(logits, labels) + F.cross_entropy(logits.T, labels)) / 2</w:t>
-      </w:r>
-    </w:p>
-    <w:p>
-      <w:pPr>
-        <w:spacing w:after="240" w:before="240" w:lineRule="auto"/>
-        <w:rPr/>
-      </w:pPr>
-      <w:r>
-        <w:rPr>
-          <w:rtl w:val="0"/>
-        </w:rPr>
-        <w:t xml:space="preserve">    return loss</w:t>
-      </w:r>
-    </w:p>
-    <w:p>
-      <w:pPr>
-        <w:spacing w:after="240" w:before="240" w:lineRule="auto"/>
-        <w:rPr/>
-      </w:pPr>
-      <w:r>
-        <w:rPr>
-          <w:rtl w:val="0"/>
-        </w:rPr>
-      </w:r>
-    </w:p>
-    <w:p>
-      <w:pPr>
-        <w:spacing w:after="240" w:before="240" w:lineRule="auto"/>
-        <w:rPr/>
-      </w:pPr>
-      <w:r>
-        <w:rPr>
-          <w:rtl w:val="0"/>
-        </w:rPr>
-        <w:t xml:space="preserve"># Example usage</w:t>
-      </w:r>
-    </w:p>
-    <w:p>
-      <w:pPr>
-        <w:spacing w:after="240" w:before="240" w:lineRule="auto"/>
-        <w:rPr/>
-      </w:pPr>
-      <w:r>
-        <w:rPr>
-          <w:rtl w:val="0"/>
-        </w:rPr>
-        <w:t xml:space="preserve">features = torch.randn(10, 512)  # 5 anchors + 5 positives</w:t>
-      </w:r>
-    </w:p>
-    <w:p>
-      <w:pPr>
-        <w:spacing w:after="240" w:before="240" w:lineRule="auto"/>
-        <w:rPr/>
-      </w:pPr>
-      <w:r>
-        <w:rPr>
-          <w:rtl w:val="0"/>
-        </w:rPr>
-        <w:t xml:space="preserve">loss = info_nce_loss(features)</w:t>
-      </w:r>
-    </w:p>
-    <w:p>
-      <w:pPr>
-        <w:spacing w:after="240" w:before="240" w:lineRule="auto"/>
-        <w:rPr/>
-      </w:pPr>
-      <w:r>
-        <w:rPr>
-          <w:rtl w:val="0"/>
-        </w:rPr>
-        <w:t xml:space="preserve">print(loss)</w:t>
-      </w:r>
-    </w:p>
+        <w:spacing w:after="240" w:lineRule="auto"/>
+        <w:rPr/>
+      </w:pPr>
+      <w:r>
+        <w:rPr>
+          <w:rtl w:val="0"/>
+        </w:rPr>
+      </w:r>
+    </w:p>
+    <w:sdt>
+      <w:sdtPr>
+        <w:lock w:val="contentLocked"/>
+        <w:id w:val="81866402"/>
+        <w:tag w:val="goog_rdk_5"/>
+      </w:sdtPr>
+      <w:sdtContent>
+        <w:tbl>
+          <w:tblPr>
+            <w:tblStyle w:val="Table1"/>
+            <w:tblW w:w="9360.0" w:type="dxa"/>
+            <w:jc w:val="left"/>
+            <w:tblBorders>
+              <w:top w:color="000000" w:space="0" w:sz="8" w:val="single"/>
+              <w:left w:color="000000" w:space="0" w:sz="8" w:val="single"/>
+              <w:bottom w:color="000000" w:space="0" w:sz="8" w:val="single"/>
+              <w:right w:color="000000" w:space="0" w:sz="8" w:val="single"/>
+              <w:insideH w:color="000000" w:space="0" w:sz="8" w:val="single"/>
+              <w:insideV w:color="000000" w:space="0" w:sz="8" w:val="single"/>
+            </w:tblBorders>
+            <w:tblLayout w:type="fixed"/>
+            <w:tblLook w:val="0600"/>
+          </w:tblPr>
+          <w:tblGrid>
+            <w:gridCol w:w="9360"/>
+            <w:tblGridChange w:id="0">
+              <w:tblGrid>
+                <w:gridCol w:w="9360"/>
+              </w:tblGrid>
+            </w:tblGridChange>
+          </w:tblGrid>
+          <w:tr>
+            <w:trPr>
+              <w:cantSplit w:val="0"/>
+              <w:tblHeader w:val="0"/>
+            </w:trPr>
+            <w:tc>
+              <w:tcPr>
+                <w:shd w:fill="auto" w:val="clear"/>
+                <w:tcMar>
+                  <w:top w:w="100.0" w:type="dxa"/>
+                  <w:left w:w="100.0" w:type="dxa"/>
+                  <w:bottom w:w="100.0" w:type="dxa"/>
+                  <w:right w:w="100.0" w:type="dxa"/>
+                </w:tcMar>
+                <w:vAlign w:val="top"/>
+              </w:tcPr>
+              <w:p>
+                <w:pPr>
+                  <w:spacing w:after="240" w:before="240" w:lineRule="auto"/>
+                  <w:rPr/>
+                </w:pPr>
+                <w:r>
+                  <w:rPr>
+                    <w:rtl w:val="0"/>
+                  </w:rPr>
+                  <w:t xml:space="preserve">import torch</w:t>
+                </w:r>
+              </w:p>
+              <w:p>
+                <w:pPr>
+                  <w:spacing w:after="240" w:before="240" w:lineRule="auto"/>
+                  <w:rPr/>
+                </w:pPr>
+                <w:r>
+                  <w:rPr>
+                    <w:rtl w:val="0"/>
+                  </w:rPr>
+                  <w:t xml:space="preserve">import torch.nn.functional as F</w:t>
+                </w:r>
+              </w:p>
+              <w:p>
+                <w:pPr>
+                  <w:spacing w:after="240" w:before="240" w:lineRule="auto"/>
+                  <w:rPr/>
+                </w:pPr>
+                <w:r>
+                  <w:rPr>
+                    <w:rtl w:val="0"/>
+                  </w:rPr>
+                </w:r>
+              </w:p>
+              <w:p>
+                <w:pPr>
+                  <w:spacing w:after="240" w:before="240" w:lineRule="auto"/>
+                  <w:rPr/>
+                </w:pPr>
+                <w:r>
+                  <w:rPr>
+                    <w:rtl w:val="0"/>
+                  </w:rPr>
+                  <w:t xml:space="preserve">def info_nce_loss(features, temperature=0.07):</w:t>
+                </w:r>
+              </w:p>
+              <w:p>
+                <w:pPr>
+                  <w:spacing w:after="240" w:before="240" w:lineRule="auto"/>
+                  <w:rPr/>
+                </w:pPr>
+                <w:r>
+                  <w:rPr>
+                    <w:rtl w:val="0"/>
+                  </w:rPr>
+                  <w:t xml:space="preserve">    # Assume features is [2*batch_size, embed_dim] where first half are anchors, second are positives</w:t>
+                </w:r>
+              </w:p>
+              <w:p>
+                <w:pPr>
+                  <w:spacing w:after="240" w:before="240" w:lineRule="auto"/>
+                  <w:rPr/>
+                </w:pPr>
+                <w:r>
+                  <w:rPr>
+                    <w:rtl w:val="0"/>
+                  </w:rPr>
+                  <w:t xml:space="preserve">    batch_size = features.shape[0] // 2</w:t>
+                </w:r>
+              </w:p>
+              <w:p>
+                <w:pPr>
+                  <w:spacing w:after="240" w:before="240" w:lineRule="auto"/>
+                  <w:rPr/>
+                </w:pPr>
+                <w:r>
+                  <w:rPr>
+                    <w:rtl w:val="0"/>
+                  </w:rPr>
+                  <w:t xml:space="preserve">    anchors = features[:batch_size]</w:t>
+                </w:r>
+              </w:p>
+              <w:p>
+                <w:pPr>
+                  <w:spacing w:after="240" w:before="240" w:lineRule="auto"/>
+                  <w:rPr/>
+                </w:pPr>
+                <w:r>
+                  <w:rPr>
+                    <w:rtl w:val="0"/>
+                  </w:rPr>
+                  <w:t xml:space="preserve">    positives = features[batch_size:]</w:t>
+                </w:r>
+              </w:p>
+              <w:p>
+                <w:pPr>
+                  <w:spacing w:after="240" w:before="240" w:lineRule="auto"/>
+                  <w:rPr/>
+                </w:pPr>
+                <w:r>
+                  <w:rPr>
+                    <w:rtl w:val="0"/>
+                  </w:rPr>
+                  <w:t xml:space="preserve">    </w:t>
+                </w:r>
+              </w:p>
+              <w:p>
+                <w:pPr>
+                  <w:spacing w:after="240" w:before="240" w:lineRule="auto"/>
+                  <w:rPr/>
+                </w:pPr>
+                <w:r>
+                  <w:rPr>
+                    <w:rtl w:val="0"/>
+                  </w:rPr>
+                  <w:t xml:space="preserve">    # Normalize</w:t>
+                </w:r>
+              </w:p>
+              <w:p>
+                <w:pPr>
+                  <w:spacing w:after="240" w:before="240" w:lineRule="auto"/>
+                  <w:rPr/>
+                </w:pPr>
+                <w:r>
+                  <w:rPr>
+                    <w:rtl w:val="0"/>
+                  </w:rPr>
+                  <w:t xml:space="preserve">    anchors = F.normalize(anchors, dim=1)</w:t>
+                </w:r>
+              </w:p>
+              <w:p>
+                <w:pPr>
+                  <w:spacing w:after="240" w:before="240" w:lineRule="auto"/>
+                  <w:rPr/>
+                </w:pPr>
+                <w:r>
+                  <w:rPr>
+                    <w:rtl w:val="0"/>
+                  </w:rPr>
+                  <w:t xml:space="preserve">    positives = F.normalize(positives, dim=1)</w:t>
+                </w:r>
+              </w:p>
+              <w:p>
+                <w:pPr>
+                  <w:spacing w:after="240" w:before="240" w:lineRule="auto"/>
+                  <w:rPr/>
+                </w:pPr>
+                <w:r>
+                  <w:rPr>
+                    <w:rtl w:val="0"/>
+                  </w:rPr>
+                  <w:t xml:space="preserve">    </w:t>
+                </w:r>
+              </w:p>
+              <w:p>
+                <w:pPr>
+                  <w:spacing w:after="240" w:before="240" w:lineRule="auto"/>
+                  <w:rPr/>
+                </w:pPr>
+                <w:r>
+                  <w:rPr>
+                    <w:rtl w:val="0"/>
+                  </w:rPr>
+                  <w:t xml:space="preserve">    # Similarity matrix (batch x batch)</w:t>
+                </w:r>
+              </w:p>
+              <w:p>
+                <w:pPr>
+                  <w:spacing w:after="240" w:before="240" w:lineRule="auto"/>
+                  <w:rPr/>
+                </w:pPr>
+                <w:r>
+                  <w:rPr>
+                    <w:rtl w:val="0"/>
+                  </w:rPr>
+                  <w:t xml:space="preserve">    logits = torch.matmul(anchors, positives.T) / temperature</w:t>
+                </w:r>
+              </w:p>
+              <w:p>
+                <w:pPr>
+                  <w:spacing w:after="240" w:before="240" w:lineRule="auto"/>
+                  <w:rPr/>
+                </w:pPr>
+                <w:r>
+                  <w:rPr>
+                    <w:rtl w:val="0"/>
+                  </w:rPr>
+                  <w:t xml:space="preserve">    </w:t>
+                </w:r>
+              </w:p>
+              <w:p>
+                <w:pPr>
+                  <w:spacing w:after="240" w:before="240" w:lineRule="auto"/>
+                  <w:rPr/>
+                </w:pPr>
+                <w:r>
+                  <w:rPr>
+                    <w:rtl w:val="0"/>
+                  </w:rPr>
+                  <w:t xml:space="preserve">    # Labels are diagonal (positive pairs)</w:t>
+                </w:r>
+              </w:p>
+              <w:p>
+                <w:pPr>
+                  <w:spacing w:after="240" w:before="240" w:lineRule="auto"/>
+                  <w:rPr/>
+                </w:pPr>
+                <w:r>
+                  <w:rPr>
+                    <w:rtl w:val="0"/>
+                  </w:rPr>
+                  <w:t xml:space="preserve">    labels = torch.arange(batch_size).to(logits.device)</w:t>
+                </w:r>
+              </w:p>
+              <w:p>
+                <w:pPr>
+                  <w:spacing w:after="240" w:before="240" w:lineRule="auto"/>
+                  <w:rPr/>
+                </w:pPr>
+                <w:r>
+                  <w:rPr>
+                    <w:rtl w:val="0"/>
+                  </w:rPr>
+                  <w:t xml:space="preserve">    </w:t>
+                </w:r>
+              </w:p>
+              <w:p>
+                <w:pPr>
+                  <w:spacing w:after="240" w:before="240" w:lineRule="auto"/>
+                  <w:rPr/>
+                </w:pPr>
+                <w:r>
+                  <w:rPr>
+                    <w:rtl w:val="0"/>
+                  </w:rPr>
+                  <w:t xml:space="preserve">    # Symmetric loss</w:t>
+                </w:r>
+              </w:p>
+              <w:p>
+                <w:pPr>
+                  <w:spacing w:after="240" w:before="240" w:lineRule="auto"/>
+                  <w:rPr/>
+                </w:pPr>
+                <w:r>
+                  <w:rPr>
+                    <w:rtl w:val="0"/>
+                  </w:rPr>
+                  <w:t xml:space="preserve">    loss = (F.cross_entropy(logits, labels) + F.cross_entropy(logits.T, labels)) / 2</w:t>
+                </w:r>
+              </w:p>
+              <w:p>
+                <w:pPr>
+                  <w:spacing w:after="240" w:before="240" w:lineRule="auto"/>
+                  <w:rPr/>
+                </w:pPr>
+                <w:r>
+                  <w:rPr>
+                    <w:rtl w:val="0"/>
+                  </w:rPr>
+                  <w:t xml:space="preserve">    return loss</w:t>
+                </w:r>
+              </w:p>
+              <w:p>
+                <w:pPr>
+                  <w:spacing w:after="240" w:before="240" w:lineRule="auto"/>
+                  <w:rPr/>
+                </w:pPr>
+                <w:r>
+                  <w:rPr>
+                    <w:rtl w:val="0"/>
+                  </w:rPr>
+                </w:r>
+              </w:p>
+              <w:p>
+                <w:pPr>
+                  <w:spacing w:after="240" w:before="240" w:lineRule="auto"/>
+                  <w:rPr/>
+                </w:pPr>
+                <w:r>
+                  <w:rPr>
+                    <w:rtl w:val="0"/>
+                  </w:rPr>
+                  <w:t xml:space="preserve"># Example usage</w:t>
+                </w:r>
+              </w:p>
+              <w:p>
+                <w:pPr>
+                  <w:spacing w:after="240" w:before="240" w:lineRule="auto"/>
+                  <w:rPr/>
+                </w:pPr>
+                <w:r>
+                  <w:rPr>
+                    <w:rtl w:val="0"/>
+                  </w:rPr>
+                  <w:t xml:space="preserve">features = torch.randn(10, 512)  # 5 anchors + 5 positives</w:t>
+                </w:r>
+              </w:p>
+              <w:p>
+                <w:pPr>
+                  <w:spacing w:after="240" w:before="240" w:lineRule="auto"/>
+                  <w:rPr/>
+                </w:pPr>
+                <w:r>
+                  <w:rPr>
+                    <w:rtl w:val="0"/>
+                  </w:rPr>
+                  <w:t xml:space="preserve">loss = info_nce_loss(features)</w:t>
+                </w:r>
+              </w:p>
+              <w:p>
+                <w:pPr>
+                  <w:spacing w:after="240" w:before="240" w:lineRule="auto"/>
+                  <w:rPr/>
+                </w:pPr>
+                <w:r>
+                  <w:rPr>
+                    <w:rtl w:val="0"/>
+                  </w:rPr>
+                  <w:t xml:space="preserve">print(loss)</w:t>
+                </w:r>
+              </w:p>
+            </w:tc>
+          </w:tr>
+        </w:tbl>
+      </w:sdtContent>
+    </w:sdt>
     <w:p>
       <w:pPr>
         <w:spacing w:after="240" w:lineRule="auto"/>
@@ -1851,12 +1914,12 @@
           <wp:inline distB="114300" distT="114300" distL="114300" distR="114300">
             <wp:extent cx="5943600" cy="1587500"/>
             <wp:effectExtent b="0" l="0" r="0" t="0"/>
-            <wp:docPr id="15" name="image11.png"/>
+            <wp:docPr id="13" name="image7.png"/>
             <a:graphic>
               <a:graphicData uri="http://schemas.openxmlformats.org/drawingml/2006/picture">
                 <pic:pic>
                   <pic:nvPicPr>
-                    <pic:cNvPr id="0" name="image11.png"/>
+                    <pic:cNvPr id="0" name="image7.png"/>
                     <pic:cNvPicPr preferRelativeResize="0"/>
                   </pic:nvPicPr>
                   <pic:blipFill>
@@ -1919,12 +1982,12 @@
           <wp:inline distB="114300" distT="114300" distL="114300" distR="114300">
             <wp:extent cx="5731200" cy="3276600"/>
             <wp:effectExtent b="0" l="0" r="0" t="0"/>
-            <wp:docPr id="11" name="image6.png"/>
+            <wp:docPr id="11" name="image2.png"/>
             <a:graphic>
               <a:graphicData uri="http://schemas.openxmlformats.org/drawingml/2006/picture">
                 <pic:pic>
                   <pic:nvPicPr>
-                    <pic:cNvPr id="0" name="image6.png"/>
+                    <pic:cNvPr id="0" name="image2.png"/>
                     <pic:cNvPicPr preferRelativeResize="0"/>
                   </pic:nvPicPr>
                   <pic:blipFill>
@@ -1977,8 +2040,8 @@
       </w:pPr>
       <w:sdt>
         <w:sdtPr>
-          <w:id w:val="1062768307"/>
-          <w:tag w:val="goog_rdk_5"/>
+          <w:id w:val="1890938508"/>
+          <w:tag w:val="goog_rdk_6"/>
         </w:sdtPr>
         <w:sdtContent>
           <w:r>
@@ -2025,8 +2088,8 @@
       </w:pPr>
       <w:sdt>
         <w:sdtPr>
-          <w:id w:val="1239821464"/>
-          <w:tag w:val="goog_rdk_6"/>
+          <w:id w:val="1860331468"/>
+          <w:tag w:val="goog_rdk_7"/>
         </w:sdtPr>
         <w:sdtContent>
           <w:r>
@@ -2103,8 +2166,8 @@
       </w:r>
       <w:sdt>
         <w:sdtPr>
-          <w:id w:val="-2055771514"/>
-          <w:tag w:val="goog_rdk_7"/>
+          <w:id w:val="860762628"/>
+          <w:tag w:val="goog_rdk_8"/>
         </w:sdtPr>
         <w:sdtContent>
           <w:r>
@@ -2167,8 +2230,8 @@
       </w:r>
       <w:sdt>
         <w:sdtPr>
-          <w:id w:val="-1378955625"/>
-          <w:tag w:val="goog_rdk_8"/>
+          <w:id w:val="-311260059"/>
+          <w:tag w:val="goog_rdk_9"/>
         </w:sdtPr>
         <w:sdtContent>
           <w:r>
@@ -2209,12 +2272,12 @@
           <wp:inline distB="114300" distT="114300" distL="114300" distR="114300">
             <wp:extent cx="5943600" cy="368300"/>
             <wp:effectExtent b="0" l="0" r="0" t="0"/>
-            <wp:docPr id="6" name="image8.png"/>
+            <wp:docPr id="6" name="image9.png"/>
             <a:graphic>
               <a:graphicData uri="http://schemas.openxmlformats.org/drawingml/2006/picture">
                 <pic:pic>
                   <pic:nvPicPr>
-                    <pic:cNvPr id="0" name="image8.png"/>
+                    <pic:cNvPr id="0" name="image9.png"/>
                     <pic:cNvPicPr preferRelativeResize="0"/>
                   </pic:nvPicPr>
                   <pic:blipFill>
@@ -2319,8 +2382,8 @@
       </w:pPr>
       <w:sdt>
         <w:sdtPr>
-          <w:id w:val="-1804598968"/>
-          <w:tag w:val="goog_rdk_9"/>
+          <w:id w:val="1190036859"/>
+          <w:tag w:val="goog_rdk_10"/>
         </w:sdtPr>
         <w:sdtContent>
           <w:r>
@@ -2380,6 +2443,8 @@
     </w:p>
     <w:p>
       <w:pPr>
+        <w:keepNext w:val="0"/>
+        <w:keepLines w:val="0"/>
         <w:spacing w:before="280" w:lineRule="auto"/>
         <w:rPr/>
       </w:pPr>
@@ -2387,163 +2452,226 @@
         <w:rPr>
           <w:rtl w:val="0"/>
         </w:rPr>
-        <w:t xml:space="preserve">import torch</w:t>
-      </w:r>
-    </w:p>
-    <w:p>
-      <w:pPr>
-        <w:spacing w:before="280" w:lineRule="auto"/>
-        <w:rPr/>
-      </w:pPr>
-      <w:r>
-        <w:rPr>
-          <w:rtl w:val="0"/>
-        </w:rPr>
-      </w:r>
-    </w:p>
-    <w:p>
-      <w:pPr>
-        <w:spacing w:before="280" w:lineRule="auto"/>
-        <w:rPr/>
-      </w:pPr>
-      <w:r>
-        <w:rPr>
-          <w:rtl w:val="0"/>
-        </w:rPr>
-        <w:t xml:space="preserve">def clip_score(image_emb, text_emb):</w:t>
-      </w:r>
-    </w:p>
-    <w:p>
-      <w:pPr>
-        <w:spacing w:before="280" w:lineRule="auto"/>
-        <w:rPr/>
-      </w:pPr>
-      <w:r>
-        <w:rPr>
-          <w:rtl w:val="0"/>
-        </w:rPr>
-        <w:t xml:space="preserve">    # Assume normalized embeddings</w:t>
-      </w:r>
-    </w:p>
-    <w:p>
-      <w:pPr>
-        <w:spacing w:before="280" w:lineRule="auto"/>
-        <w:rPr/>
-      </w:pPr>
-      <w:r>
-        <w:rPr>
-          <w:rtl w:val="0"/>
-        </w:rPr>
-        <w:t xml:space="preserve">    return torch.dot(image_emb, text_emb).item()</w:t>
-      </w:r>
-    </w:p>
-    <w:p>
-      <w:pPr>
-        <w:spacing w:before="280" w:lineRule="auto"/>
-        <w:rPr/>
-      </w:pPr>
-      <w:r>
-        <w:rPr>
-          <w:rtl w:val="0"/>
-        </w:rPr>
-      </w:r>
-    </w:p>
-    <w:p>
-      <w:pPr>
-        <w:spacing w:before="280" w:lineRule="auto"/>
-        <w:rPr/>
-      </w:pPr>
-      <w:r>
-        <w:rPr>
-          <w:rtl w:val="0"/>
-        </w:rPr>
-        <w:t xml:space="preserve"># Example: filter if score &gt; 0.28</w:t>
-      </w:r>
-    </w:p>
-    <w:p>
-      <w:pPr>
-        <w:spacing w:before="280" w:lineRule="auto"/>
-        <w:rPr/>
-      </w:pPr>
-      <w:r>
-        <w:rPr>
-          <w:rtl w:val="0"/>
-        </w:rPr>
-        <w:t xml:space="preserve">img_emb = torch.randn(512)</w:t>
-      </w:r>
-    </w:p>
-    <w:p>
-      <w:pPr>
-        <w:spacing w:before="280" w:lineRule="auto"/>
-        <w:rPr/>
-      </w:pPr>
-      <w:r>
-        <w:rPr>
-          <w:rtl w:val="0"/>
-        </w:rPr>
-        <w:t xml:space="preserve">txt_emb = torch.randn(512)</w:t>
-      </w:r>
-    </w:p>
-    <w:p>
-      <w:pPr>
-        <w:spacing w:before="280" w:lineRule="auto"/>
-        <w:rPr/>
-      </w:pPr>
-      <w:r>
-        <w:rPr>
-          <w:rtl w:val="0"/>
-        </w:rPr>
-        <w:t xml:space="preserve">score = clip_score(img_emb, txt_emb)</w:t>
-      </w:r>
-    </w:p>
-    <w:p>
-      <w:pPr>
-        <w:spacing w:before="280" w:lineRule="auto"/>
-        <w:rPr/>
-      </w:pPr>
-      <w:r>
-        <w:rPr>
-          <w:rtl w:val="0"/>
-        </w:rPr>
-        <w:t xml:space="preserve">if score &gt; 0.28:</w:t>
-      </w:r>
-    </w:p>
-    <w:p>
-      <w:pPr>
-        <w:spacing w:before="280" w:lineRule="auto"/>
-        <w:rPr/>
-      </w:pPr>
-      <w:r>
-        <w:rPr>
-          <w:rtl w:val="0"/>
-        </w:rPr>
-        <w:t xml:space="preserve">    print("Keep pair")</w:t>
-      </w:r>
-    </w:p>
-    <w:p>
-      <w:pPr>
-        <w:spacing w:before="280" w:lineRule="auto"/>
-        <w:rPr/>
-      </w:pPr>
-      <w:r>
-        <w:rPr>
-          <w:rtl w:val="0"/>
-        </w:rPr>
-        <w:t xml:space="preserve">else:</w:t>
-      </w:r>
-    </w:p>
-    <w:p>
-      <w:pPr>
-        <w:spacing w:before="280" w:lineRule="auto"/>
-        <w:rPr/>
-      </w:pPr>
-      <w:r>
-        <w:rPr>
-          <w:rtl w:val="0"/>
-        </w:rPr>
-        <w:t xml:space="preserve">    print("Discard")</w:t>
-      </w:r>
-    </w:p>
+      </w:r>
+    </w:p>
+    <w:sdt>
+      <w:sdtPr>
+        <w:lock w:val="contentLocked"/>
+        <w:id w:val="-793928897"/>
+        <w:tag w:val="goog_rdk_11"/>
+      </w:sdtPr>
+      <w:sdtContent>
+        <w:tbl>
+          <w:tblPr>
+            <w:tblStyle w:val="Table2"/>
+            <w:tblW w:w="9360.0" w:type="dxa"/>
+            <w:jc w:val="left"/>
+            <w:tblBorders>
+              <w:top w:color="000000" w:space="0" w:sz="8" w:val="single"/>
+              <w:left w:color="000000" w:space="0" w:sz="8" w:val="single"/>
+              <w:bottom w:color="000000" w:space="0" w:sz="8" w:val="single"/>
+              <w:right w:color="000000" w:space="0" w:sz="8" w:val="single"/>
+              <w:insideH w:color="000000" w:space="0" w:sz="8" w:val="single"/>
+              <w:insideV w:color="000000" w:space="0" w:sz="8" w:val="single"/>
+            </w:tblBorders>
+            <w:tblLayout w:type="fixed"/>
+            <w:tblLook w:val="0600"/>
+          </w:tblPr>
+          <w:tblGrid>
+            <w:gridCol w:w="9360"/>
+            <w:tblGridChange w:id="0">
+              <w:tblGrid>
+                <w:gridCol w:w="9360"/>
+              </w:tblGrid>
+            </w:tblGridChange>
+          </w:tblGrid>
+          <w:tr>
+            <w:trPr>
+              <w:cantSplit w:val="0"/>
+              <w:tblHeader w:val="0"/>
+            </w:trPr>
+            <w:tc>
+              <w:tcPr>
+                <w:shd w:fill="auto" w:val="clear"/>
+                <w:tcMar>
+                  <w:top w:w="100.0" w:type="dxa"/>
+                  <w:left w:w="100.0" w:type="dxa"/>
+                  <w:bottom w:w="100.0" w:type="dxa"/>
+                  <w:right w:w="100.0" w:type="dxa"/>
+                </w:tcMar>
+                <w:vAlign w:val="top"/>
+              </w:tcPr>
+              <w:p>
+                <w:pPr>
+                  <w:spacing w:before="280" w:lineRule="auto"/>
+                  <w:rPr/>
+                </w:pPr>
+                <w:r>
+                  <w:rPr>
+                    <w:rtl w:val="0"/>
+                  </w:rPr>
+                  <w:t xml:space="preserve">import torch</w:t>
+                </w:r>
+              </w:p>
+              <w:p>
+                <w:pPr>
+                  <w:spacing w:before="280" w:lineRule="auto"/>
+                  <w:rPr/>
+                </w:pPr>
+                <w:r>
+                  <w:rPr>
+                    <w:rtl w:val="0"/>
+                  </w:rPr>
+                </w:r>
+              </w:p>
+              <w:p>
+                <w:pPr>
+                  <w:spacing w:before="280" w:lineRule="auto"/>
+                  <w:rPr/>
+                </w:pPr>
+                <w:r>
+                  <w:rPr>
+                    <w:rtl w:val="0"/>
+                  </w:rPr>
+                  <w:t xml:space="preserve">def clip_score(image_emb, text_emb):</w:t>
+                </w:r>
+              </w:p>
+              <w:p>
+                <w:pPr>
+                  <w:spacing w:before="280" w:lineRule="auto"/>
+                  <w:rPr/>
+                </w:pPr>
+                <w:r>
+                  <w:rPr>
+                    <w:rtl w:val="0"/>
+                  </w:rPr>
+                  <w:t xml:space="preserve">    # Assume normalized embeddings</w:t>
+                </w:r>
+              </w:p>
+              <w:p>
+                <w:pPr>
+                  <w:spacing w:before="280" w:lineRule="auto"/>
+                  <w:rPr/>
+                </w:pPr>
+                <w:r>
+                  <w:rPr>
+                    <w:rtl w:val="0"/>
+                  </w:rPr>
+                  <w:t xml:space="preserve">    return torch.dot(image_emb, text_emb).item()</w:t>
+                </w:r>
+              </w:p>
+              <w:p>
+                <w:pPr>
+                  <w:spacing w:before="280" w:lineRule="auto"/>
+                  <w:rPr/>
+                </w:pPr>
+                <w:r>
+                  <w:rPr>
+                    <w:rtl w:val="0"/>
+                  </w:rPr>
+                </w:r>
+              </w:p>
+              <w:p>
+                <w:pPr>
+                  <w:spacing w:before="280" w:lineRule="auto"/>
+                  <w:rPr/>
+                </w:pPr>
+                <w:r>
+                  <w:rPr>
+                    <w:rtl w:val="0"/>
+                  </w:rPr>
+                  <w:t xml:space="preserve"># Example: filter if score &gt; 0.28</w:t>
+                </w:r>
+              </w:p>
+              <w:p>
+                <w:pPr>
+                  <w:spacing w:before="280" w:lineRule="auto"/>
+                  <w:rPr/>
+                </w:pPr>
+                <w:r>
+                  <w:rPr>
+                    <w:rtl w:val="0"/>
+                  </w:rPr>
+                  <w:t xml:space="preserve">img_emb = torch.randn(512)</w:t>
+                </w:r>
+              </w:p>
+              <w:p>
+                <w:pPr>
+                  <w:spacing w:before="280" w:lineRule="auto"/>
+                  <w:rPr/>
+                </w:pPr>
+                <w:r>
+                  <w:rPr>
+                    <w:rtl w:val="0"/>
+                  </w:rPr>
+                  <w:t xml:space="preserve">txt_emb = torch.randn(512)</w:t>
+                </w:r>
+              </w:p>
+              <w:p>
+                <w:pPr>
+                  <w:spacing w:before="280" w:lineRule="auto"/>
+                  <w:rPr/>
+                </w:pPr>
+                <w:r>
+                  <w:rPr>
+                    <w:rtl w:val="0"/>
+                  </w:rPr>
+                  <w:t xml:space="preserve">score = clip_score(img_emb, txt_emb)</w:t>
+                </w:r>
+              </w:p>
+              <w:p>
+                <w:pPr>
+                  <w:spacing w:before="280" w:lineRule="auto"/>
+                  <w:rPr/>
+                </w:pPr>
+                <w:r>
+                  <w:rPr>
+                    <w:rtl w:val="0"/>
+                  </w:rPr>
+                  <w:t xml:space="preserve">if score &gt; 0.28:</w:t>
+                </w:r>
+              </w:p>
+              <w:p>
+                <w:pPr>
+                  <w:spacing w:before="280" w:lineRule="auto"/>
+                  <w:rPr/>
+                </w:pPr>
+                <w:r>
+                  <w:rPr>
+                    <w:rtl w:val="0"/>
+                  </w:rPr>
+                  <w:t xml:space="preserve">    print("Keep pair")</w:t>
+                </w:r>
+              </w:p>
+              <w:p>
+                <w:pPr>
+                  <w:spacing w:before="280" w:lineRule="auto"/>
+                  <w:rPr/>
+                </w:pPr>
+                <w:r>
+                  <w:rPr>
+                    <w:rtl w:val="0"/>
+                  </w:rPr>
+                  <w:t xml:space="preserve">else:</w:t>
+                </w:r>
+              </w:p>
+              <w:p>
+                <w:pPr>
+                  <w:spacing w:before="280" w:lineRule="auto"/>
+                  <w:rPr/>
+                </w:pPr>
+                <w:r>
+                  <w:rPr>
+                    <w:rtl w:val="0"/>
+                  </w:rPr>
+                  <w:t xml:space="preserve">    print("Discard")</w:t>
+                </w:r>
+              </w:p>
+            </w:tc>
+          </w:tr>
+        </w:tbl>
+      </w:sdtContent>
+    </w:sdt>
     <w:p>
       <w:pPr>
         <w:keepNext w:val="0"/>
@@ -2582,12 +2710,12 @@
           <wp:inline distB="114300" distT="114300" distL="114300" distR="114300">
             <wp:extent cx="5943600" cy="863600"/>
             <wp:effectExtent b="0" l="0" r="0" t="0"/>
-            <wp:docPr id="7" name="image10.png"/>
+            <wp:docPr id="7" name="image4.png"/>
             <a:graphic>
               <a:graphicData uri="http://schemas.openxmlformats.org/drawingml/2006/picture">
                 <pic:pic>
                   <pic:nvPicPr>
-                    <pic:cNvPr id="0" name="image10.png"/>
+                    <pic:cNvPr id="0" name="image4.png"/>
                     <pic:cNvPicPr preferRelativeResize="0"/>
                   </pic:nvPicPr>
                   <pic:blipFill>
@@ -2698,8 +2826,8 @@
       </w:pPr>
       <w:sdt>
         <w:sdtPr>
-          <w:id w:val="1517265818"/>
-          <w:tag w:val="goog_rdk_10"/>
+          <w:id w:val="1668415312"/>
+          <w:tag w:val="goog_rdk_12"/>
         </w:sdtPr>
         <w:sdtContent>
           <w:r>
@@ -2731,14 +2859,14 @@
         <w:rPr/>
         <w:drawing>
           <wp:inline distB="114300" distT="114300" distL="114300" distR="114300">
-            <wp:extent cx="5731200" cy="2921000"/>
+            <wp:extent cx="5943600" cy="1447800"/>
             <wp:effectExtent b="0" l="0" r="0" t="0"/>
-            <wp:docPr id="14" name="image2.png"/>
+            <wp:docPr id="14" name="image10.png"/>
             <a:graphic>
               <a:graphicData uri="http://schemas.openxmlformats.org/drawingml/2006/picture">
                 <pic:pic>
                   <pic:nvPicPr>
-                    <pic:cNvPr id="0" name="image2.png"/>
+                    <pic:cNvPr id="0" name="image10.png"/>
                     <pic:cNvPicPr preferRelativeResize="0"/>
                   </pic:nvPicPr>
                   <pic:blipFill>
@@ -2751,7 +2879,7 @@
                   <pic:spPr>
                     <a:xfrm>
                       <a:off x="0" y="0"/>
-                      <a:ext cx="5731200" cy="2921000"/>
+                      <a:ext cx="5943600" cy="1447800"/>
                     </a:xfrm>
                     <a:prstGeom prst="rect"/>
                     <a:ln/>
@@ -2801,12 +2929,12 @@
           <wp:inline distB="114300" distT="114300" distL="114300" distR="114300">
             <wp:extent cx="5943600" cy="596900"/>
             <wp:effectExtent b="0" l="0" r="0" t="0"/>
-            <wp:docPr id="8" name="image9.png"/>
+            <wp:docPr id="8" name="image8.png"/>
             <a:graphic>
               <a:graphicData uri="http://schemas.openxmlformats.org/drawingml/2006/picture">
                 <pic:pic>
                   <pic:nvPicPr>
-                    <pic:cNvPr id="0" name="image9.png"/>
+                    <pic:cNvPr id="0" name="image8.png"/>
                     <pic:cNvPicPr preferRelativeResize="0"/>
                   </pic:nvPicPr>
                   <pic:blipFill>
@@ -2841,41 +2969,6 @@
         <w:rPr/>
       </w:pPr>
       <w:r>
-        <w:rPr/>
-        <w:drawing>
-          <wp:inline distB="114300" distT="114300" distL="114300" distR="114300">
-            <wp:extent cx="5731200" cy="3771900"/>
-            <wp:effectExtent b="0" l="0" r="0" t="0"/>
-            <wp:docPr id="13" name="image3.png"/>
-            <a:graphic>
-              <a:graphicData uri="http://schemas.openxmlformats.org/drawingml/2006/picture">
-                <pic:pic>
-                  <pic:nvPicPr>
-                    <pic:cNvPr id="0" name="image3.png"/>
-                    <pic:cNvPicPr preferRelativeResize="0"/>
-                  </pic:nvPicPr>
-                  <pic:blipFill>
-                    <a:blip r:embed="rId17"/>
-                    <a:srcRect b="0" l="0" r="0" t="0"/>
-                    <a:stretch>
-                      <a:fillRect/>
-                    </a:stretch>
-                  </pic:blipFill>
-                  <pic:spPr>
-                    <a:xfrm>
-                      <a:off x="0" y="0"/>
-                      <a:ext cx="5731200" cy="3771900"/>
-                    </a:xfrm>
-                    <a:prstGeom prst="rect"/>
-                    <a:ln/>
-                  </pic:spPr>
-                </pic:pic>
-              </a:graphicData>
-            </a:graphic>
-          </wp:inline>
-        </w:drawing>
-      </w:r>
-      <w:r>
         <w:rPr>
           <w:rtl w:val="0"/>
         </w:rPr>
@@ -2961,8 +3054,8 @@
       </w:pPr>
       <w:sdt>
         <w:sdtPr>
-          <w:id w:val="-1400659693"/>
-          <w:tag w:val="goog_rdk_11"/>
+          <w:id w:val="-1009991316"/>
+          <w:tag w:val="goog_rdk_13"/>
         </w:sdtPr>
         <w:sdtContent>
           <w:r>
@@ -3028,151 +3121,213 @@
         <w:rPr>
           <w:rtl w:val="0"/>
         </w:rPr>
-        <w:t xml:space="preserve">def grounding_score(pred_boxes, gt_boxes):</w:t>
-      </w:r>
-    </w:p>
-    <w:p>
-      <w:pPr>
-        <w:rPr/>
-      </w:pPr>
-      <w:r>
-        <w:rPr>
-          <w:rtl w:val="0"/>
-        </w:rPr>
-        <w:t xml:space="preserve">    # Intersection over Union (IoU) for boxes</w:t>
-      </w:r>
-    </w:p>
-    <w:p>
-      <w:pPr>
-        <w:rPr/>
-      </w:pPr>
-      <w:r>
-        <w:rPr>
-          <w:rtl w:val="0"/>
-        </w:rPr>
-        <w:t xml:space="preserve">    iou = []  # Compute IoU for each pair</w:t>
-      </w:r>
-    </w:p>
-    <w:p>
-      <w:pPr>
-        <w:rPr/>
-      </w:pPr>
-      <w:r>
-        <w:rPr>
-          <w:rtl w:val="0"/>
-        </w:rPr>
-        <w:t xml:space="preserve">    for pred, gt in zip(pred_boxes, gt_boxes):</w:t>
-      </w:r>
-    </w:p>
-    <w:p>
-      <w:pPr>
-        <w:rPr/>
-      </w:pPr>
-      <w:r>
-        <w:rPr>
-          <w:rtl w:val="0"/>
-        </w:rPr>
-        <w:t xml:space="preserve">        inter = max(0, min(pred[2], gt[2]) - max(pred[0], gt[0])) * max(0, min(pred[3], gt[3]) - max(pred[1], gt[1]))</w:t>
-      </w:r>
-    </w:p>
-    <w:p>
-      <w:pPr>
-        <w:rPr/>
-      </w:pPr>
-      <w:r>
-        <w:rPr>
-          <w:rtl w:val="0"/>
-        </w:rPr>
-        <w:t xml:space="preserve">        union = (pred[2] - pred[0]) * (pred[3] - pred[1]) + (gt[2] - gt[0]) * (gt[3] - gt[1]) - inter</w:t>
-      </w:r>
-    </w:p>
-    <w:p>
-      <w:pPr>
-        <w:rPr/>
-      </w:pPr>
-      <w:r>
-        <w:rPr>
-          <w:rtl w:val="0"/>
-        </w:rPr>
-        <w:t xml:space="preserve">        iou.append(inter / union if union &gt; 0 else 0)</w:t>
-      </w:r>
-    </w:p>
-    <w:p>
-      <w:pPr>
-        <w:rPr/>
-      </w:pPr>
-      <w:r>
-        <w:rPr>
-          <w:rtl w:val="0"/>
-        </w:rPr>
-        <w:t xml:space="preserve">    return sum(iou) / len(iou)</w:t>
-      </w:r>
-    </w:p>
-    <w:p>
-      <w:pPr>
-        <w:rPr/>
-      </w:pPr>
-      <w:r>
-        <w:rPr>
-          <w:rtl w:val="0"/>
-        </w:rPr>
-      </w:r>
-    </w:p>
-    <w:p>
-      <w:pPr>
-        <w:rPr/>
-      </w:pPr>
-      <w:r>
-        <w:rPr>
-          <w:rtl w:val="0"/>
-        </w:rPr>
-        <w:t xml:space="preserve"># Example: [x1,y1,x2,y2]</w:t>
-      </w:r>
-    </w:p>
-    <w:p>
-      <w:pPr>
-        <w:rPr/>
-      </w:pPr>
-      <w:r>
-        <w:rPr>
-          <w:rtl w:val="0"/>
-        </w:rPr>
-        <w:t xml:space="preserve">pred = [[10,10,50,50]]</w:t>
-      </w:r>
-    </w:p>
-    <w:p>
-      <w:pPr>
-        <w:rPr/>
-      </w:pPr>
-      <w:r>
-        <w:rPr>
-          <w:rtl w:val="0"/>
-        </w:rPr>
-        <w:t xml:space="preserve">gt = [[15,15,55,55]]</w:t>
-      </w:r>
-    </w:p>
-    <w:p>
-      <w:pPr>
-        <w:rPr/>
-      </w:pPr>
-      <w:r>
-        <w:rPr>
-          <w:rtl w:val="0"/>
-        </w:rPr>
-        <w:t xml:space="preserve">score = grounding_score(pred, gt)</w:t>
-      </w:r>
-    </w:p>
-    <w:p>
-      <w:pPr>
-        <w:rPr/>
-      </w:pPr>
-      <w:r>
-        <w:rPr>
-          <w:rtl w:val="0"/>
-        </w:rPr>
-        <w:t xml:space="preserve">print(score)  # High if grounded</w:t>
-      </w:r>
-    </w:p>
+      </w:r>
+    </w:p>
+    <w:sdt>
+      <w:sdtPr>
+        <w:lock w:val="contentLocked"/>
+        <w:id w:val="814749457"/>
+        <w:tag w:val="goog_rdk_14"/>
+      </w:sdtPr>
+      <w:sdtContent>
+        <w:tbl>
+          <w:tblPr>
+            <w:tblStyle w:val="Table3"/>
+            <w:tblW w:w="9360.0" w:type="dxa"/>
+            <w:jc w:val="left"/>
+            <w:tblBorders>
+              <w:top w:color="000000" w:space="0" w:sz="8" w:val="single"/>
+              <w:left w:color="000000" w:space="0" w:sz="8" w:val="single"/>
+              <w:bottom w:color="000000" w:space="0" w:sz="8" w:val="single"/>
+              <w:right w:color="000000" w:space="0" w:sz="8" w:val="single"/>
+              <w:insideH w:color="000000" w:space="0" w:sz="8" w:val="single"/>
+              <w:insideV w:color="000000" w:space="0" w:sz="8" w:val="single"/>
+            </w:tblBorders>
+            <w:tblLayout w:type="fixed"/>
+            <w:tblLook w:val="0600"/>
+          </w:tblPr>
+          <w:tblGrid>
+            <w:gridCol w:w="9360"/>
+            <w:tblGridChange w:id="0">
+              <w:tblGrid>
+                <w:gridCol w:w="9360"/>
+              </w:tblGrid>
+            </w:tblGridChange>
+          </w:tblGrid>
+          <w:tr>
+            <w:trPr>
+              <w:cantSplit w:val="0"/>
+              <w:tblHeader w:val="0"/>
+            </w:trPr>
+            <w:tc>
+              <w:tcPr>
+                <w:shd w:fill="auto" w:val="clear"/>
+                <w:tcMar>
+                  <w:top w:w="100.0" w:type="dxa"/>
+                  <w:left w:w="100.0" w:type="dxa"/>
+                  <w:bottom w:w="100.0" w:type="dxa"/>
+                  <w:right w:w="100.0" w:type="dxa"/>
+                </w:tcMar>
+                <w:vAlign w:val="top"/>
+              </w:tcPr>
+              <w:p>
+                <w:pPr>
+                  <w:rPr/>
+                </w:pPr>
+                <w:r>
+                  <w:rPr>
+                    <w:rtl w:val="0"/>
+                  </w:rPr>
+                  <w:t xml:space="preserve">def grounding_score(pred_boxes, gt_boxes):</w:t>
+                </w:r>
+              </w:p>
+              <w:p>
+                <w:pPr>
+                  <w:rPr/>
+                </w:pPr>
+                <w:r>
+                  <w:rPr>
+                    <w:rtl w:val="0"/>
+                  </w:rPr>
+                  <w:t xml:space="preserve">    # Intersection over Union (IoU) for boxes</w:t>
+                </w:r>
+              </w:p>
+              <w:p>
+                <w:pPr>
+                  <w:rPr/>
+                </w:pPr>
+                <w:r>
+                  <w:rPr>
+                    <w:rtl w:val="0"/>
+                  </w:rPr>
+                  <w:t xml:space="preserve">    iou = []  # Compute IoU for each pair</w:t>
+                </w:r>
+              </w:p>
+              <w:p>
+                <w:pPr>
+                  <w:rPr/>
+                </w:pPr>
+                <w:r>
+                  <w:rPr>
+                    <w:rtl w:val="0"/>
+                  </w:rPr>
+                  <w:t xml:space="preserve">    for pred, gt in zip(pred_boxes, gt_boxes):</w:t>
+                </w:r>
+              </w:p>
+              <w:p>
+                <w:pPr>
+                  <w:rPr/>
+                </w:pPr>
+                <w:r>
+                  <w:rPr>
+                    <w:rtl w:val="0"/>
+                  </w:rPr>
+                  <w:t xml:space="preserve">        inter = max(0, min(pred[2], gt[2]) - max(pred[0], gt[0])) * max(0, min(pred[3], gt[3]) - max(pred[1], gt[1]))</w:t>
+                </w:r>
+              </w:p>
+              <w:p>
+                <w:pPr>
+                  <w:rPr/>
+                </w:pPr>
+                <w:r>
+                  <w:rPr>
+                    <w:rtl w:val="0"/>
+                  </w:rPr>
+                  <w:t xml:space="preserve">        union = (pred[2] - pred[0]) * (pred[3] - pred[1]) + (gt[2] - gt[0]) * (gt[3] - gt[1]) - inter</w:t>
+                </w:r>
+              </w:p>
+              <w:p>
+                <w:pPr>
+                  <w:rPr/>
+                </w:pPr>
+                <w:r>
+                  <w:rPr>
+                    <w:rtl w:val="0"/>
+                  </w:rPr>
+                  <w:t xml:space="preserve">        iou.append(inter / union if union &gt; 0 else 0)</w:t>
+                </w:r>
+              </w:p>
+              <w:p>
+                <w:pPr>
+                  <w:rPr/>
+                </w:pPr>
+                <w:r>
+                  <w:rPr>
+                    <w:rtl w:val="0"/>
+                  </w:rPr>
+                  <w:t xml:space="preserve">    return sum(iou) / len(iou)</w:t>
+                </w:r>
+              </w:p>
+              <w:p>
+                <w:pPr>
+                  <w:rPr/>
+                </w:pPr>
+                <w:r>
+                  <w:rPr>
+                    <w:rtl w:val="0"/>
+                  </w:rPr>
+                </w:r>
+              </w:p>
+              <w:p>
+                <w:pPr>
+                  <w:rPr/>
+                </w:pPr>
+                <w:r>
+                  <w:rPr>
+                    <w:rtl w:val="0"/>
+                  </w:rPr>
+                  <w:t xml:space="preserve"># Example: [x1,y1,x2,y2]</w:t>
+                </w:r>
+              </w:p>
+              <w:p>
+                <w:pPr>
+                  <w:rPr/>
+                </w:pPr>
+                <w:r>
+                  <w:rPr>
+                    <w:rtl w:val="0"/>
+                  </w:rPr>
+                  <w:t xml:space="preserve">pred = [[10,10,50,50]]</w:t>
+                </w:r>
+              </w:p>
+              <w:p>
+                <w:pPr>
+                  <w:rPr/>
+                </w:pPr>
+                <w:r>
+                  <w:rPr>
+                    <w:rtl w:val="0"/>
+                  </w:rPr>
+                  <w:t xml:space="preserve">gt = [[15,15,55,55]]</w:t>
+                </w:r>
+              </w:p>
+              <w:p>
+                <w:pPr>
+                  <w:rPr/>
+                </w:pPr>
+                <w:r>
+                  <w:rPr>
+                    <w:rtl w:val="0"/>
+                  </w:rPr>
+                  <w:t xml:space="preserve">score = grounding_score(pred, gt)</w:t>
+                </w:r>
+              </w:p>
+              <w:p>
+                <w:pPr>
+                  <w:rPr/>
+                </w:pPr>
+                <w:r>
+                  <w:rPr>
+                    <w:rtl w:val="0"/>
+                  </w:rPr>
+                  <w:t xml:space="preserve">print(score)  # High if grounded</w:t>
+                </w:r>
+              </w:p>
+            </w:tc>
+          </w:tr>
+        </w:tbl>
+      </w:sdtContent>
+    </w:sdt>
     <w:p>
       <w:pPr>
         <w:rPr/>
@@ -3364,8 +3519,8 @@
       </w:pPr>
       <w:sdt>
         <w:sdtPr>
-          <w:id w:val="-109905976"/>
-          <w:tag w:val="goog_rdk_12"/>
+          <w:id w:val="416698845"/>
+          <w:tag w:val="goog_rdk_15"/>
         </w:sdtPr>
         <w:sdtContent>
           <w:r>
@@ -3377,6 +3532,927 @@
           </w:r>
         </w:sdtContent>
       </w:sdt>
+      <w:r>
+        <w:rPr>
+          <w:rtl w:val="0"/>
+        </w:rPr>
+      </w:r>
+    </w:p>
+    <w:p>
+      <w:pPr>
+        <w:rPr>
+          <w:sz w:val="40"/>
+          <w:szCs w:val="40"/>
+        </w:rPr>
+      </w:pPr>
+      <w:r>
+        <w:rPr>
+          <w:sz w:val="40"/>
+          <w:szCs w:val="40"/>
+          <w:rtl w:val="0"/>
+        </w:rPr>
+        <w:t xml:space="preserve">Quizzes</w:t>
+      </w:r>
+    </w:p>
+    <w:p>
+      <w:pPr>
+        <w:rPr>
+          <w:sz w:val="32"/>
+          <w:szCs w:val="32"/>
+        </w:rPr>
+      </w:pPr>
+      <w:r>
+        <w:rPr>
+          <w:sz w:val="32"/>
+          <w:szCs w:val="32"/>
+          <w:rtl w:val="0"/>
+        </w:rPr>
+        <w:t xml:space="preserve">Pretraining Signals in Multimodal AI</w:t>
+      </w:r>
+    </w:p>
+    <w:p>
+      <w:pPr>
+        <w:rPr>
+          <w:sz w:val="36"/>
+          <w:szCs w:val="36"/>
+        </w:rPr>
+      </w:pPr>
+      <w:r>
+        <w:rPr>
+          <w:rtl w:val="0"/>
+        </w:rPr>
+      </w:r>
+    </w:p>
+    <w:p>
+      <w:pPr>
+        <w:rPr>
+          <w:sz w:val="36"/>
+          <w:szCs w:val="36"/>
+        </w:rPr>
+      </w:pPr>
+      <w:r>
+        <w:rPr>
+          <w:sz w:val="36"/>
+          <w:szCs w:val="36"/>
+          <w:rtl w:val="0"/>
+        </w:rPr>
+        <w:t xml:space="preserve">Easy Questions</w:t>
+      </w:r>
+    </w:p>
+    <w:p>
+      <w:pPr>
+        <w:rPr/>
+      </w:pPr>
+      <w:r>
+        <w:rPr>
+          <w:rtl w:val="0"/>
+        </w:rPr>
+      </w:r>
+    </w:p>
+    <w:p>
+      <w:pPr>
+        <w:rPr/>
+      </w:pPr>
+      <w:r>
+        <w:rPr>
+          <w:rtl w:val="0"/>
+        </w:rPr>
+        <w:t xml:space="preserve">1. What is the main goal of pretraining in multimodal AI?  </w:t>
+      </w:r>
+    </w:p>
+    <w:p>
+      <w:pPr>
+        <w:rPr/>
+      </w:pPr>
+      <w:r>
+        <w:rPr>
+          <w:rtl w:val="0"/>
+        </w:rPr>
+        <w:t xml:space="preserve">A) To teach the model the world through different signals so it learns aligned representations before fine-tuning  </w:t>
+      </w:r>
+    </w:p>
+    <w:p>
+      <w:pPr>
+        <w:rPr/>
+      </w:pPr>
+      <w:r>
+        <w:rPr>
+          <w:rtl w:val="0"/>
+        </w:rPr>
+        <w:t xml:space="preserve">B) To only train on labeled data  </w:t>
+      </w:r>
+    </w:p>
+    <w:p>
+      <w:pPr>
+        <w:rPr/>
+      </w:pPr>
+      <w:r>
+        <w:rPr>
+          <w:rtl w:val="0"/>
+        </w:rPr>
+        <w:t xml:space="preserve">C) To skip fine-tuning completely  </w:t>
+      </w:r>
+    </w:p>
+    <w:p>
+      <w:pPr>
+        <w:rPr/>
+      </w:pPr>
+      <w:r>
+        <w:rPr>
+          <w:rtl w:val="0"/>
+        </w:rPr>
+        <w:t xml:space="preserve">D) To make the model slower</w:t>
+      </w:r>
+    </w:p>
+    <w:p>
+      <w:pPr>
+        <w:rPr/>
+      </w:pPr>
+      <w:r>
+        <w:rPr>
+          <w:rtl w:val="0"/>
+        </w:rPr>
+      </w:r>
+    </w:p>
+    <w:p>
+      <w:pPr>
+        <w:rPr/>
+      </w:pPr>
+      <w:r>
+        <w:rPr>
+          <w:rtl w:val="0"/>
+        </w:rPr>
+        <w:t xml:space="preserve">2. What is the core idea of contrastive learning (CLIP-style)?  </w:t>
+      </w:r>
+    </w:p>
+    <w:p>
+      <w:pPr>
+        <w:rPr/>
+      </w:pPr>
+      <w:r>
+        <w:rPr>
+          <w:rtl w:val="0"/>
+        </w:rPr>
+        <w:t xml:space="preserve">A) Pull matching image-text pairs close in embedding space and push mismatches far away  </w:t>
+      </w:r>
+    </w:p>
+    <w:p>
+      <w:pPr>
+        <w:rPr/>
+      </w:pPr>
+      <w:r>
+        <w:rPr>
+          <w:rtl w:val="0"/>
+        </w:rPr>
+        <w:t xml:space="preserve">B) Only generate captions  </w:t>
+      </w:r>
+    </w:p>
+    <w:p>
+      <w:pPr>
+        <w:rPr/>
+      </w:pPr>
+      <w:r>
+        <w:rPr>
+          <w:rtl w:val="0"/>
+        </w:rPr>
+        <w:t xml:space="preserve">C) Only mask parts of the image  </w:t>
+      </w:r>
+    </w:p>
+    <w:p>
+      <w:pPr>
+        <w:rPr/>
+      </w:pPr>
+      <w:r>
+        <w:rPr>
+          <w:rtl w:val="0"/>
+        </w:rPr>
+        <w:t xml:space="preserve">D) Only do multi-task classification</w:t>
+      </w:r>
+    </w:p>
+    <w:p>
+      <w:pPr>
+        <w:rPr/>
+      </w:pPr>
+      <w:r>
+        <w:rPr>
+          <w:rtl w:val="0"/>
+        </w:rPr>
+      </w:r>
+    </w:p>
+    <w:p>
+      <w:pPr>
+        <w:rPr/>
+      </w:pPr>
+      <w:r>
+        <w:rPr>
+          <w:rtl w:val="0"/>
+        </w:rPr>
+        <w:t xml:space="preserve">3. What does the diagram in contrastive learning show?  </w:t>
+      </w:r>
+    </w:p>
+    <w:p>
+      <w:pPr>
+        <w:rPr/>
+      </w:pPr>
+      <w:r>
+        <w:rPr>
+          <w:rtl w:val="0"/>
+        </w:rPr>
+        <w:t xml:space="preserve">A) A matching game where the correct image-caption pair gets a high score while wrong ones are dimmed  </w:t>
+      </w:r>
+    </w:p>
+    <w:p>
+      <w:pPr>
+        <w:rPr/>
+      </w:pPr>
+      <w:r>
+        <w:rPr>
+          <w:rtl w:val="0"/>
+        </w:rPr>
+        <w:t xml:space="preserve">B) Only pixel prediction  </w:t>
+      </w:r>
+    </w:p>
+    <w:p>
+      <w:pPr>
+        <w:rPr/>
+      </w:pPr>
+      <w:r>
+        <w:rPr>
+          <w:rtl w:val="0"/>
+        </w:rPr>
+        <w:t xml:space="preserve">C) Only text generation  </w:t>
+      </w:r>
+    </w:p>
+    <w:p>
+      <w:pPr>
+        <w:rPr/>
+      </w:pPr>
+      <w:r>
+        <w:rPr>
+          <w:rtl w:val="0"/>
+        </w:rPr>
+        <w:t xml:space="preserve">D) Only classification</w:t>
+      </w:r>
+    </w:p>
+    <w:p>
+      <w:pPr>
+        <w:rPr/>
+      </w:pPr>
+      <w:r>
+        <w:rPr>
+          <w:rtl w:val="0"/>
+        </w:rPr>
+      </w:r>
+    </w:p>
+    <w:p>
+      <w:pPr>
+        <w:rPr/>
+      </w:pPr>
+      <w:r>
+        <w:rPr>
+          <w:rtl w:val="0"/>
+        </w:rPr>
+        <w:t xml:space="preserve">4. What is one real-world example of contrastive learning?  </w:t>
+      </w:r>
+    </w:p>
+    <w:p>
+      <w:pPr>
+        <w:rPr/>
+      </w:pPr>
+      <w:r>
+        <w:rPr>
+          <w:rtl w:val="0"/>
+        </w:rPr>
+        <w:t xml:space="preserve">A) Instagram’s recommendation system matching user-uploaded photos with similar content  </w:t>
+      </w:r>
+    </w:p>
+    <w:p>
+      <w:pPr>
+        <w:rPr/>
+      </w:pPr>
+      <w:r>
+        <w:rPr>
+          <w:rtl w:val="0"/>
+        </w:rPr>
+        <w:t xml:space="preserve">B) Only text summarization  </w:t>
+      </w:r>
+    </w:p>
+    <w:p>
+      <w:pPr>
+        <w:rPr/>
+      </w:pPr>
+      <w:r>
+        <w:rPr>
+          <w:rtl w:val="0"/>
+        </w:rPr>
+        <w:t xml:space="preserve">C) Only audio transcription  </w:t>
+      </w:r>
+    </w:p>
+    <w:p>
+      <w:pPr>
+        <w:rPr/>
+      </w:pPr>
+      <w:r>
+        <w:rPr>
+          <w:rtl w:val="0"/>
+        </w:rPr>
+        <w:t xml:space="preserve">D) Only table extraction</w:t>
+      </w:r>
+    </w:p>
+    <w:p>
+      <w:pPr>
+        <w:rPr/>
+      </w:pPr>
+      <w:r>
+        <w:rPr>
+          <w:rtl w:val="0"/>
+        </w:rPr>
+      </w:r>
+    </w:p>
+    <w:p>
+      <w:pPr>
+        <w:rPr>
+          <w:sz w:val="36"/>
+          <w:szCs w:val="36"/>
+        </w:rPr>
+      </w:pPr>
+      <w:r>
+        <w:rPr>
+          <w:sz w:val="36"/>
+          <w:szCs w:val="36"/>
+          <w:rtl w:val="0"/>
+        </w:rPr>
+        <w:t xml:space="preserve">Medium Questions</w:t>
+      </w:r>
+    </w:p>
+    <w:p>
+      <w:pPr>
+        <w:rPr/>
+      </w:pPr>
+      <w:r>
+        <w:rPr>
+          <w:rtl w:val="0"/>
+        </w:rPr>
+      </w:r>
+    </w:p>
+    <w:p>
+      <w:pPr>
+        <w:rPr/>
+      </w:pPr>
+      <w:r>
+        <w:rPr>
+          <w:rtl w:val="0"/>
+        </w:rPr>
+        <w:t xml:space="preserve">5. What are the four main pretraining signals mentioned?  </w:t>
+      </w:r>
+    </w:p>
+    <w:p>
+      <w:pPr>
+        <w:rPr/>
+      </w:pPr>
+      <w:r>
+        <w:rPr>
+          <w:rtl w:val="0"/>
+        </w:rPr>
+        <w:t xml:space="preserve">A) Contrastive, Captioning, Masked Modeling, and Multi-task  </w:t>
+      </w:r>
+    </w:p>
+    <w:p>
+      <w:pPr>
+        <w:rPr/>
+      </w:pPr>
+      <w:r>
+        <w:rPr>
+          <w:rtl w:val="0"/>
+        </w:rPr>
+        <w:t xml:space="preserve">B) Only contrastive and captioning  </w:t>
+      </w:r>
+    </w:p>
+    <w:p>
+      <w:pPr>
+        <w:rPr/>
+      </w:pPr>
+      <w:r>
+        <w:rPr>
+          <w:rtl w:val="0"/>
+        </w:rPr>
+        <w:t xml:space="preserve">C) Only masked modeling  </w:t>
+      </w:r>
+    </w:p>
+    <w:p>
+      <w:pPr>
+        <w:rPr/>
+      </w:pPr>
+      <w:r>
+        <w:rPr>
+          <w:rtl w:val="0"/>
+        </w:rPr>
+        <w:t xml:space="preserve">D) Only supervised classification</w:t>
+      </w:r>
+    </w:p>
+    <w:p>
+      <w:pPr>
+        <w:rPr/>
+      </w:pPr>
+      <w:r>
+        <w:rPr>
+          <w:rtl w:val="0"/>
+        </w:rPr>
+      </w:r>
+    </w:p>
+    <w:p>
+      <w:pPr>
+        <w:rPr/>
+      </w:pPr>
+      <w:r>
+        <w:rPr>
+          <w:rtl w:val="0"/>
+        </w:rPr>
+        <w:t xml:space="preserve">6. Why is LoRA useful for fine-tuning multimodal models?  </w:t>
+      </w:r>
+    </w:p>
+    <w:p>
+      <w:pPr>
+        <w:rPr/>
+      </w:pPr>
+      <w:r>
+        <w:rPr>
+          <w:rtl w:val="0"/>
+        </w:rPr>
+        <w:t xml:space="preserve">A) It adds tiny trainable adapters (low-rank matrices) so you only train ~1% of parameters while freezing the base model  </w:t>
+      </w:r>
+    </w:p>
+    <w:p>
+      <w:pPr>
+        <w:rPr/>
+      </w:pPr>
+      <w:r>
+        <w:rPr>
+          <w:rtl w:val="0"/>
+        </w:rPr>
+        <w:t xml:space="preserve">B) It retrains the entire model  </w:t>
+      </w:r>
+    </w:p>
+    <w:p>
+      <w:pPr>
+        <w:rPr/>
+      </w:pPr>
+      <w:r>
+        <w:rPr>
+          <w:rtl w:val="0"/>
+        </w:rPr>
+        <w:t xml:space="preserve">C) It removes the vision encoder  </w:t>
+      </w:r>
+    </w:p>
+    <w:p>
+      <w:pPr>
+        <w:rPr/>
+      </w:pPr>
+      <w:r>
+        <w:rPr>
+          <w:rtl w:val="0"/>
+        </w:rPr>
+        <w:t xml:space="preserve">D) It makes training slower</w:t>
+      </w:r>
+    </w:p>
+    <w:p>
+      <w:pPr>
+        <w:rPr/>
+      </w:pPr>
+      <w:r>
+        <w:rPr>
+          <w:rtl w:val="0"/>
+        </w:rPr>
+      </w:r>
+    </w:p>
+    <w:p>
+      <w:pPr>
+        <w:rPr/>
+      </w:pPr>
+      <w:r>
+        <w:rPr>
+          <w:rtl w:val="0"/>
+        </w:rPr>
+        <w:t xml:space="preserve">7. What is the purpose of preference tuning (DPO/RLHF)?  </w:t>
+      </w:r>
+    </w:p>
+    <w:p>
+      <w:pPr>
+        <w:rPr/>
+      </w:pPr>
+      <w:r>
+        <w:rPr>
+          <w:rtl w:val="0"/>
+        </w:rPr>
+        <w:t xml:space="preserve">A) To teach the model to prefer grounded, truthful answers over hallucinated ones by ranking responses  </w:t>
+      </w:r>
+    </w:p>
+    <w:p>
+      <w:pPr>
+        <w:rPr/>
+      </w:pPr>
+      <w:r>
+        <w:rPr>
+          <w:rtl w:val="0"/>
+        </w:rPr>
+        <w:t xml:space="preserve">B) To only increase speed  </w:t>
+      </w:r>
+    </w:p>
+    <w:p>
+      <w:pPr>
+        <w:rPr/>
+      </w:pPr>
+      <w:r>
+        <w:rPr>
+          <w:rtl w:val="0"/>
+        </w:rPr>
+        <w:t xml:space="preserve">C) To remove all fine-tuning  </w:t>
+      </w:r>
+    </w:p>
+    <w:p>
+      <w:pPr>
+        <w:rPr/>
+      </w:pPr>
+      <w:r>
+        <w:rPr>
+          <w:rtl w:val="0"/>
+        </w:rPr>
+        <w:t xml:space="preserve">D) To only use contrastive signals</w:t>
+      </w:r>
+    </w:p>
+    <w:p>
+      <w:pPr>
+        <w:rPr/>
+      </w:pPr>
+      <w:r>
+        <w:rPr>
+          <w:rtl w:val="0"/>
+        </w:rPr>
+      </w:r>
+    </w:p>
+    <w:p>
+      <w:pPr>
+        <w:rPr>
+          <w:sz w:val="36"/>
+          <w:szCs w:val="36"/>
+        </w:rPr>
+      </w:pPr>
+      <w:r>
+        <w:rPr>
+          <w:sz w:val="36"/>
+          <w:szCs w:val="36"/>
+          <w:rtl w:val="0"/>
+        </w:rPr>
+        <w:t xml:space="preserve">Hard Questions</w:t>
+      </w:r>
+    </w:p>
+    <w:p>
+      <w:pPr>
+        <w:rPr/>
+      </w:pPr>
+      <w:r>
+        <w:rPr>
+          <w:rtl w:val="0"/>
+        </w:rPr>
+      </w:r>
+    </w:p>
+    <w:p>
+      <w:pPr>
+        <w:rPr/>
+      </w:pPr>
+      <w:r>
+        <w:rPr>
+          <w:rtl w:val="0"/>
+        </w:rPr>
+        <w:t xml:space="preserve">8. Why is data curation critical in multimodal pretraining?  </w:t>
+      </w:r>
+    </w:p>
+    <w:p>
+      <w:pPr>
+        <w:rPr/>
+      </w:pPr>
+      <w:r>
+        <w:rPr>
+          <w:rtl w:val="0"/>
+        </w:rPr>
+        <w:t xml:space="preserve">A) Because noisy captions, bad OCR, and poor labels lead to garbage representations; quality beats quantity  </w:t>
+      </w:r>
+    </w:p>
+    <w:p>
+      <w:pPr>
+        <w:rPr/>
+      </w:pPr>
+      <w:r>
+        <w:rPr>
+          <w:rtl w:val="0"/>
+        </w:rPr>
+        <w:t xml:space="preserve">B) Because more data is always better  </w:t>
+      </w:r>
+    </w:p>
+    <w:p>
+      <w:pPr>
+        <w:rPr/>
+      </w:pPr>
+      <w:r>
+        <w:rPr>
+          <w:rtl w:val="0"/>
+        </w:rPr>
+        <w:t xml:space="preserve">C) Because curation is not needed  </w:t>
+      </w:r>
+    </w:p>
+    <w:p>
+      <w:pPr>
+        <w:rPr/>
+      </w:pPr>
+      <w:r>
+        <w:rPr>
+          <w:rtl w:val="0"/>
+        </w:rPr>
+        <w:t xml:space="preserve">D) Because it only affects speed</w:t>
+      </w:r>
+    </w:p>
+    <w:p>
+      <w:pPr>
+        <w:rPr/>
+      </w:pPr>
+      <w:r>
+        <w:rPr>
+          <w:rtl w:val="0"/>
+        </w:rPr>
+      </w:r>
+    </w:p>
+    <w:p>
+      <w:pPr>
+        <w:rPr/>
+      </w:pPr>
+      <w:r>
+        <w:rPr>
+          <w:rtl w:val="0"/>
+        </w:rPr>
+        <w:t xml:space="preserve">9. What is a common evaluation trap in multimodal models?  </w:t>
+      </w:r>
+    </w:p>
+    <w:p>
+      <w:pPr>
+        <w:rPr/>
+      </w:pPr>
+      <w:r>
+        <w:rPr>
+          <w:rtl w:val="0"/>
+        </w:rPr>
+        <w:t xml:space="preserve">A) The model sounds fluent but hallucinates details not visible in the actual image (e.g., “red saree” when the photo shows blue cotton)  </w:t>
+      </w:r>
+    </w:p>
+    <w:p>
+      <w:pPr>
+        <w:rPr/>
+      </w:pPr>
+      <w:r>
+        <w:rPr>
+          <w:rtl w:val="0"/>
+        </w:rPr>
+        <w:t xml:space="preserve">B) The model is always perfectly grounded  </w:t>
+      </w:r>
+    </w:p>
+    <w:p>
+      <w:pPr>
+        <w:rPr/>
+      </w:pPr>
+      <w:r>
+        <w:rPr>
+          <w:rtl w:val="0"/>
+        </w:rPr>
+        <w:t xml:space="preserve">C) The model only makes factual errors in text  </w:t>
+      </w:r>
+    </w:p>
+    <w:p>
+      <w:pPr>
+        <w:rPr/>
+      </w:pPr>
+      <w:r>
+        <w:rPr>
+          <w:rtl w:val="0"/>
+        </w:rPr>
+        <w:t xml:space="preserve">D) The model never hallucinates</w:t>
+      </w:r>
+    </w:p>
+    <w:p>
+      <w:pPr>
+        <w:rPr/>
+      </w:pPr>
+      <w:r>
+        <w:rPr>
+          <w:rtl w:val="0"/>
+        </w:rPr>
+      </w:r>
+    </w:p>
+    <w:p>
+      <w:pPr>
+        <w:rPr/>
+      </w:pPr>
+      <w:r>
+        <w:rPr>
+          <w:rtl w:val="0"/>
+        </w:rPr>
+        <w:t xml:space="preserve">10. What is the overall outcome of this module?  </w:t>
+      </w:r>
+    </w:p>
+    <w:p>
+      <w:pPr>
+        <w:rPr/>
+      </w:pPr>
+      <w:r>
+        <w:rPr>
+          <w:rtl w:val="0"/>
+        </w:rPr>
+        <w:t xml:space="preserve">A) You understand the key pretraining signals (contrastive, captioning, masked, multi-task), efficient fine-tuning (LoRA), preference tuning, data curation, and how to avoid grounding hallucinations for building reliable multimodal systems  </w:t>
+      </w:r>
+    </w:p>
+    <w:p>
+      <w:pPr>
+        <w:rPr/>
+      </w:pPr>
+      <w:r>
+        <w:rPr>
+          <w:rtl w:val="0"/>
+        </w:rPr>
+        <w:t xml:space="preserve">B) You only learn contrastive learning  </w:t>
+      </w:r>
+    </w:p>
+    <w:p>
+      <w:pPr>
+        <w:rPr/>
+      </w:pPr>
+      <w:r>
+        <w:rPr>
+          <w:rtl w:val="0"/>
+        </w:rPr>
+        <w:t xml:space="preserve">C) You skip fine-tuning  </w:t>
+      </w:r>
+    </w:p>
+    <w:p>
+      <w:pPr>
+        <w:rPr/>
+      </w:pPr>
+      <w:r>
+        <w:rPr>
+          <w:rtl w:val="0"/>
+        </w:rPr>
+        <w:t xml:space="preserve">D) You only learn evaluation</w:t>
+      </w:r>
+    </w:p>
+    <w:p>
+      <w:pPr>
+        <w:rPr/>
+      </w:pPr>
+      <w:r>
+        <w:rPr>
+          <w:rtl w:val="0"/>
+        </w:rPr>
+      </w:r>
+    </w:p>
+    <w:p>
+      <w:pPr>
+        <w:rPr/>
+      </w:pPr>
+      <w:r>
+        <w:rPr>
+          <w:sz w:val="36"/>
+          <w:szCs w:val="36"/>
+          <w:rtl w:val="0"/>
+        </w:rPr>
+        <w:t xml:space="preserve">Answers for Pretraining Signals in Multimodal AI</w:t>
+      </w:r>
+      <w:r>
+        <w:rPr>
+          <w:rtl w:val="0"/>
+        </w:rPr>
+      </w:r>
+    </w:p>
+    <w:p>
+      <w:pPr>
+        <w:rPr/>
+      </w:pPr>
+      <w:r>
+        <w:rPr>
+          <w:rtl w:val="0"/>
+        </w:rPr>
+        <w:t xml:space="preserve">1. A  </w:t>
+      </w:r>
+    </w:p>
+    <w:p>
+      <w:pPr>
+        <w:rPr/>
+      </w:pPr>
+      <w:r>
+        <w:rPr>
+          <w:rtl w:val="0"/>
+        </w:rPr>
+        <w:t xml:space="preserve">2. A  </w:t>
+      </w:r>
+    </w:p>
+    <w:p>
+      <w:pPr>
+        <w:rPr/>
+      </w:pPr>
+      <w:r>
+        <w:rPr>
+          <w:rtl w:val="0"/>
+        </w:rPr>
+        <w:t xml:space="preserve">3. A  </w:t>
+      </w:r>
+    </w:p>
+    <w:p>
+      <w:pPr>
+        <w:rPr/>
+      </w:pPr>
+      <w:r>
+        <w:rPr>
+          <w:rtl w:val="0"/>
+        </w:rPr>
+        <w:t xml:space="preserve">4. A  </w:t>
+      </w:r>
+    </w:p>
+    <w:p>
+      <w:pPr>
+        <w:rPr/>
+      </w:pPr>
+      <w:r>
+        <w:rPr>
+          <w:rtl w:val="0"/>
+        </w:rPr>
+        <w:t xml:space="preserve">5. A  </w:t>
+      </w:r>
+    </w:p>
+    <w:p>
+      <w:pPr>
+        <w:rPr/>
+      </w:pPr>
+      <w:r>
+        <w:rPr>
+          <w:rtl w:val="0"/>
+        </w:rPr>
+        <w:t xml:space="preserve">6. A  </w:t>
+      </w:r>
+    </w:p>
+    <w:p>
+      <w:pPr>
+        <w:rPr/>
+      </w:pPr>
+      <w:r>
+        <w:rPr>
+          <w:rtl w:val="0"/>
+        </w:rPr>
+        <w:t xml:space="preserve">7. A  </w:t>
+      </w:r>
+    </w:p>
+    <w:p>
+      <w:pPr>
+        <w:rPr/>
+      </w:pPr>
+      <w:r>
+        <w:rPr>
+          <w:rtl w:val="0"/>
+        </w:rPr>
+        <w:t xml:space="preserve">8. A  </w:t>
+      </w:r>
+    </w:p>
+    <w:p>
+      <w:pPr>
+        <w:rPr/>
+      </w:pPr>
+      <w:r>
+        <w:rPr>
+          <w:rtl w:val="0"/>
+        </w:rPr>
+        <w:t xml:space="preserve">9. A  </w:t>
+      </w:r>
+    </w:p>
+    <w:p>
+      <w:pPr>
+        <w:rPr/>
+      </w:pPr>
+      <w:r>
+        <w:rPr>
+          <w:rtl w:val="0"/>
+        </w:rPr>
+        <w:t xml:space="preserve">10. A</w:t>
+      </w:r>
+    </w:p>
+    <w:p>
+      <w:pPr>
+        <w:rPr/>
+      </w:pPr>
+      <w:r>
+        <w:rPr>
+          <w:rtl w:val="0"/>
+        </w:rPr>
+      </w:r>
+    </w:p>
+    <w:p>
+      <w:pPr>
+        <w:rPr/>
+      </w:pPr>
       <w:r>
         <w:rPr>
           <w:rtl w:val="0"/>
@@ -4715,6 +5791,27 @@
       <w:sz w:val="30"/>
       <w:szCs w:val="30"/>
     </w:rPr>
+  </w:style>
+  <w:style w:type="table" w:styleId="Table1">
+    <w:basedOn w:val="TableNormal"/>
+    <w:tblPr>
+      <w:tblStyleRowBandSize w:val="1"/>
+      <w:tblStyleColBandSize w:val="1"/>
+    </w:tblPr>
+  </w:style>
+  <w:style w:type="table" w:styleId="Table2">
+    <w:basedOn w:val="TableNormal"/>
+    <w:tblPr>
+      <w:tblStyleRowBandSize w:val="1"/>
+      <w:tblStyleColBandSize w:val="1"/>
+    </w:tblPr>
+  </w:style>
+  <w:style w:type="table" w:styleId="Table3">
+    <w:basedOn w:val="TableNormal"/>
+    <w:tblPr>
+      <w:tblStyleRowBandSize w:val="1"/>
+      <w:tblStyleColBandSize w:val="1"/>
+    </w:tblPr>
   </w:style>
 </w:styles>
 </file>
@@ -5041,7 +6138,7 @@
 
 <file path=customXML/item1.xml><?xml version="1.0" encoding="utf-8"?>
 <go:gDocsCustomXmlDataStorage xmlns:go="http://customooxmlschemas.google.com/" xmlns:r="http://schemas.openxmlformats.org/officeDocument/2006/relationships" uri="GoogleDocsCustomDataVersion2">
-  <go:docsCustomData xmlns:go="http://customooxmlschemas.google.com/" roundtripDataSignature="AMtx7mhjc0O7O0KYjaKdnpS0jyThxkK6OA==">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</go:docsCustomData>
+  <go:docsCustomData xmlns:go="http://customooxmlschemas.google.com/" roundtripDataSignature="AMtx7mjzoXnVDQmrigM5HtJvvWSDBcSDhQ==">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</go:docsCustomData>
 </go:gDocsCustomXmlDataStorage>
 </file>
 
